--- a/materialien/Werkzeuge/Warm-up-Karten/AQ_Warm-up-Karten_W2.docx
+++ b/materialien/Werkzeuge/Warm-up-Karten/AQ_Warm-up-Karten_W2.docx
@@ -3947,7 +3947,7 @@
                 <w:sz w:val="21"/>
                 <w:szCs w:val="21"/>
               </w:rPr>
-              <w:t xml:space="preserve">Erstelle eine Tracetabelle für r = [40, 70, 20, 90, 50] mit den Spalten i | maxIndex | Reihung nach dem Durchlauf (eine Zeile pro Durchlauf der äußeren Schleife).</w:t>
+              <w:t xml:space="preserve">Erstelle eine Tracetabelle für r = [40, 70, 20, 90, 50] mit den Spalten i | maxIndex | Reihung nach dem Durchlauf (eine Zeile an der mit „// → Tabellenzeile“ markierten Stelle, also pro Durchlauf der äußeren Schleife).</w:t>
             </w:r>
           </w:p>
           <w:p>
@@ -4221,6 +4221,15 @@
                     </w:rPr>
                     <w:t xml:space="preserve">        }</w:t>
                   </w:r>
+                  <w:r>
+                    <w:rPr>
+                      <w:rFonts w:ascii="Consolas" w:cs="Consolas" w:eastAsia="Consolas" w:hAnsi="Consolas"/>
+                      <w:sz w:val="19"/>
+                      <w:szCs w:val="19"/>
+                      <w:color w:val="5F7F5F"/>
+                    </w:rPr>
+                    <w:t xml:space="preserve">   // → Tabellenzeile</w:t>
+                  </w:r>
                 </w:p>
                 <w:p>
                   <w:pPr>
@@ -4401,7 +4410,7 @@
                 <w:sz w:val="21"/>
                 <w:szCs w:val="21"/>
               </w:rPr>
-              <w:t xml:space="preserve">Erstelle eine Tracetabelle für r = [30, 80, 50, 90, 60] mit den Spalten i | Vergleiche | Vertauschungen | Reihung nach dem Durchlauf (eine Zeile pro Durchlauf der äußeren Schleife). Als Vergleich zählt jede Auswertung von r[j − 1] &lt; r[j].</w:t>
+              <w:t xml:space="preserve">Erstelle eine Tracetabelle für r = [30, 80, 50, 90, 60] mit den Spalten i | Vergleiche | Vertauschungen | Reihung nach dem Durchlauf (eine Zeile an der mit „// → Tabellenzeile“ markierten Stelle, also pro Durchlauf der äußeren Schleife). Als Vergleich zählt jede Auswertung von r[j − 1] &lt; r[j].</w:t>
             </w:r>
           </w:p>
           <w:p>
@@ -4618,6 +4627,15 @@
                       <w:szCs w:val="19"/>
                     </w:rPr>
                     <w:t xml:space="preserve">        }</w:t>
+                  </w:r>
+                  <w:r>
+                    <w:rPr>
+                      <w:rFonts w:ascii="Consolas" w:cs="Consolas" w:eastAsia="Consolas" w:hAnsi="Consolas"/>
+                      <w:sz w:val="19"/>
+                      <w:szCs w:val="19"/>
+                      <w:color w:val="5F7F5F"/>
+                    </w:rPr>
+                    <w:t xml:space="preserve">   // → Tabellenzeile</w:t>
                   </w:r>
                 </w:p>
                 <w:p>
@@ -5194,7 +5212,7 @@
                 <w:sz w:val="21"/>
                 <w:szCs w:val="21"/>
               </w:rPr>
-              <w:t xml:space="preserve">Erstelle eine Tracetabelle für r = [90, 50, 70, 80, 20] mit den Spalten Durchlauf | Vertauschungen | Reihung nach dem Durchlauf.</w:t>
+              <w:t xml:space="preserve">Erstelle eine Tracetabelle für r = [90, 50, 70, 80, 20] mit den Spalten Durchlauf | Vertauschungen | Reihung nach dem Durchlauf – eine Zeile an jeder mit „// → Tabellenzeile“ markierten Stelle.</w:t>
             </w:r>
           </w:p>
           <w:p>
@@ -5328,19 +5346,14 @@
                     </w:rPr>
                     <w:t xml:space="preserve">    int durchlauf = 0;</w:t>
                   </w:r>
-                </w:p>
-                <w:p>
-                  <w:pPr>
-                    <w:keepNext/>
-                    <w:spacing w:after="0" w:before="0" w:line="228"/>
-                  </w:pPr>
                   <w:r>
                     <w:rPr>
                       <w:rFonts w:ascii="Consolas" w:cs="Consolas" w:eastAsia="Consolas" w:hAnsi="Consolas"/>
                       <w:sz w:val="17"/>
                       <w:szCs w:val="17"/>
-                    </w:rPr>
-                    <w:t xml:space="preserve">    while (getauscht) {</w:t>
+                      <w:color w:val="5F7F5F"/>
+                    </w:rPr>
+                    <w:t xml:space="preserve">   // → Tabellenzeile (Startwerte)</w:t>
                   </w:r>
                 </w:p>
                 <w:p>
@@ -5354,7 +5367,7 @@
                       <w:sz w:val="17"/>
                       <w:szCs w:val="17"/>
                     </w:rPr>
-                    <w:t xml:space="preserve">        getauscht = false;</w:t>
+                    <w:t xml:space="preserve">    while (getauscht) {</w:t>
                   </w:r>
                 </w:p>
                 <w:p>
@@ -5368,7 +5381,7 @@
                       <w:sz w:val="17"/>
                       <w:szCs w:val="17"/>
                     </w:rPr>
-                    <w:t xml:space="preserve">        for (int j = 0; j &lt; r.length - 1 - durchlauf; j++) {</w:t>
+                    <w:t xml:space="preserve">        getauscht = false;</w:t>
                   </w:r>
                 </w:p>
                 <w:p>
@@ -5382,7 +5395,7 @@
                       <w:sz w:val="17"/>
                       <w:szCs w:val="17"/>
                     </w:rPr>
-                    <w:t xml:space="preserve">            if (r[j] &lt; r[j + 1]) {</w:t>
+                    <w:t xml:space="preserve">        for (int j = 0; j &lt; r.length - 1 - durchlauf; j++) {</w:t>
                   </w:r>
                 </w:p>
                 <w:p>
@@ -5396,7 +5409,7 @@
                       <w:sz w:val="17"/>
                       <w:szCs w:val="17"/>
                     </w:rPr>
-                    <w:t xml:space="preserve">                int hilf = r[j];</w:t>
+                    <w:t xml:space="preserve">            if (r[j] &lt; r[j + 1]) {</w:t>
                   </w:r>
                 </w:p>
                 <w:p>
@@ -5410,7 +5423,7 @@
                       <w:sz w:val="17"/>
                       <w:szCs w:val="17"/>
                     </w:rPr>
-                    <w:t xml:space="preserve">                r[j] = r[j + 1];</w:t>
+                    <w:t xml:space="preserve">                int hilf = r[j];</w:t>
                   </w:r>
                 </w:p>
                 <w:p>
@@ -5424,7 +5437,7 @@
                       <w:sz w:val="17"/>
                       <w:szCs w:val="17"/>
                     </w:rPr>
-                    <w:t xml:space="preserve">                r[j + 1] = hilf;</w:t>
+                    <w:t xml:space="preserve">                r[j] = r[j + 1];</w:t>
                   </w:r>
                 </w:p>
                 <w:p>
@@ -5438,7 +5451,7 @@
                       <w:sz w:val="17"/>
                       <w:szCs w:val="17"/>
                     </w:rPr>
-                    <w:t xml:space="preserve">                getauscht = true;</w:t>
+                    <w:t xml:space="preserve">                r[j + 1] = hilf;</w:t>
                   </w:r>
                 </w:p>
                 <w:p>
@@ -5452,7 +5465,7 @@
                       <w:sz w:val="17"/>
                       <w:szCs w:val="17"/>
                     </w:rPr>
-                    <w:t xml:space="preserve">            }</w:t>
+                    <w:t xml:space="preserve">                getauscht = true;</w:t>
                   </w:r>
                 </w:p>
                 <w:p>
@@ -5466,7 +5479,7 @@
                       <w:sz w:val="17"/>
                       <w:szCs w:val="17"/>
                     </w:rPr>
-                    <w:t xml:space="preserve">        }</w:t>
+                    <w:t xml:space="preserve">            }</w:t>
                   </w:r>
                 </w:p>
                 <w:p>
@@ -5480,7 +5493,30 @@
                       <w:sz w:val="17"/>
                       <w:szCs w:val="17"/>
                     </w:rPr>
+                    <w:t xml:space="preserve">        }</w:t>
+                  </w:r>
+                </w:p>
+                <w:p>
+                  <w:pPr>
+                    <w:keepNext/>
+                    <w:spacing w:after="0" w:before="0" w:line="228"/>
+                  </w:pPr>
+                  <w:r>
+                    <w:rPr>
+                      <w:rFonts w:ascii="Consolas" w:cs="Consolas" w:eastAsia="Consolas" w:hAnsi="Consolas"/>
+                      <w:sz w:val="17"/>
+                      <w:szCs w:val="17"/>
+                    </w:rPr>
                     <w:t xml:space="preserve">        durchlauf++;</w:t>
+                  </w:r>
+                  <w:r>
+                    <w:rPr>
+                      <w:rFonts w:ascii="Consolas" w:cs="Consolas" w:eastAsia="Consolas" w:hAnsi="Consolas"/>
+                      <w:sz w:val="17"/>
+                      <w:szCs w:val="17"/>
+                      <w:color w:val="5F7F5F"/>
+                    </w:rPr>
+                    <w:t xml:space="preserve">   // → Tabellenzeile</w:t>
                   </w:r>
                 </w:p>
                 <w:p>
@@ -7464,7 +7500,7 @@
                 <w:sz w:val="21"/>
                 <w:szCs w:val="21"/>
               </w:rPr>
-              <w:t xml:space="preserve">Erstelle je eine Tracetabelle mit den Spalten lo | hi | mid | r[mid] (eine Zeile pro Schleifendurchlauf) für binaer(r, 47) und binaer(r, 50). Gib jeweils den Rückgabewert an.</w:t>
+              <w:t xml:space="preserve">Erstelle je eine Tracetabelle mit den Spalten lo | hi | mid | r[mid] (eine Zeile pro Schleifendurchlauf, sobald mid berechnet ist) für binaer(r, 47) und binaer(r, 50). Gib jeweils den Rückgabewert an.</w:t>
             </w:r>
           </w:p>
           <w:p>
